--- a/docs/BaoCao_BTL.docx
+++ b/docs/BaoCao_BTL.docx
@@ -192,8 +192,18 @@
       <w:pPr>
         <w:spacing w:before="80" w:after="60"/>
         <w:ind w:left="1260"/>
+        <w:rPr>
+          <w:rFonts w:hint="default" w:ascii="Times New Roman" w:hAnsi="Times New Roman" w:cs="Times New Roman"/>
+          <w:sz w:val="26"/>
+          <w:szCs w:val="26"/>
+        </w:rPr>
       </w:pPr>
       <w:r>
+        <w:rPr>
+          <w:rFonts w:hint="default" w:ascii="Times New Roman" w:hAnsi="Times New Roman" w:cs="Times New Roman"/>
+          <w:sz w:val="26"/>
+          <w:szCs w:val="26"/>
+        </w:rPr>
         <w:t>24100093 - Kiều Thị Thu Trang - 24100093@st.phenikaa-uni.edu.vn</w:t>
       </w:r>
     </w:p>
@@ -201,27 +211,239 @@
       <w:pPr>
         <w:spacing w:before="80" w:after="60"/>
         <w:ind w:left="1260"/>
+        <w:rPr>
+          <w:rFonts w:hint="default" w:ascii="Times New Roman" w:hAnsi="Times New Roman" w:cs="Times New Roman"/>
+          <w:sz w:val="26"/>
+          <w:szCs w:val="26"/>
+        </w:rPr>
       </w:pPr>
       <w:r>
-        <w:t>24100093 - Kiều Thị Thu Trang - 24100093@st.phenikaa-uni.edu.vn</w:t>
+        <w:rPr>
+          <w:rFonts w:hint="default" w:ascii="Times New Roman" w:hAnsi="Times New Roman" w:eastAsia="Segoe UI" w:cs="Times New Roman"/>
+          <w:i w:val="0"/>
+          <w:iCs w:val="0"/>
+          <w:caps w:val="0"/>
+          <w:color w:val="081B3A"/>
+          <w:spacing w:val="2"/>
+          <w:sz w:val="26"/>
+          <w:szCs w:val="26"/>
+          <w:shd w:val="clear" w:fill="FFFFFF"/>
+        </w:rPr>
+        <w:t xml:space="preserve">23010572 </w:t>
+      </w:r>
+      <w:r>
+        <w:rPr>
+          <w:rFonts w:hint="default" w:ascii="Times New Roman" w:hAnsi="Times New Roman" w:cs="Times New Roman"/>
+          <w:sz w:val="26"/>
+          <w:szCs w:val="26"/>
+        </w:rPr>
+        <w:t xml:space="preserve">- </w:t>
+      </w:r>
+      <w:r>
+        <w:rPr>
+          <w:rFonts w:hint="default" w:ascii="Times New Roman" w:hAnsi="Times New Roman" w:eastAsia="Segoe UI" w:cs="Times New Roman"/>
+          <w:i w:val="0"/>
+          <w:iCs w:val="0"/>
+          <w:caps w:val="0"/>
+          <w:color w:val="081B3A"/>
+          <w:spacing w:val="2"/>
+          <w:sz w:val="26"/>
+          <w:szCs w:val="26"/>
+          <w:shd w:val="clear" w:fill="FFFFFF"/>
+        </w:rPr>
+        <w:t>Nguyễn Văn Thăng</w:t>
+      </w:r>
+      <w:r>
+        <w:rPr>
+          <w:rFonts w:hint="default" w:ascii="Times New Roman" w:hAnsi="Times New Roman" w:cs="Times New Roman"/>
+          <w:sz w:val="26"/>
+          <w:szCs w:val="26"/>
+        </w:rPr>
+        <w:t xml:space="preserve"> - </w:t>
+      </w:r>
+      <w:r>
+        <w:rPr>
+          <w:rFonts w:hint="default" w:ascii="Times New Roman" w:hAnsi="Times New Roman" w:eastAsia="Segoe UI" w:cs="Times New Roman"/>
+          <w:i w:val="0"/>
+          <w:iCs w:val="0"/>
+          <w:caps w:val="0"/>
+          <w:color w:val="081B3A"/>
+          <w:spacing w:val="2"/>
+          <w:sz w:val="26"/>
+          <w:szCs w:val="26"/>
+          <w:shd w:val="clear" w:fill="FFFFFF"/>
+        </w:rPr>
+        <w:t>23010572</w:t>
+      </w:r>
+      <w:r>
+        <w:rPr>
+          <w:rFonts w:hint="default" w:ascii="Times New Roman" w:hAnsi="Times New Roman" w:cs="Times New Roman"/>
+          <w:sz w:val="26"/>
+          <w:szCs w:val="26"/>
+        </w:rPr>
+        <w:t>@st.phenikaa-uni.edu.vn</w:t>
       </w:r>
     </w:p>
     <w:p>
       <w:pPr>
         <w:spacing w:before="80" w:after="60"/>
         <w:ind w:left="1260"/>
+        <w:rPr>
+          <w:rFonts w:hint="default" w:ascii="Times New Roman" w:hAnsi="Times New Roman" w:cs="Times New Roman"/>
+          <w:sz w:val="26"/>
+          <w:szCs w:val="26"/>
+        </w:rPr>
       </w:pPr>
       <w:r>
-        <w:t>24100093 - Kiều Thị Thu Trang - 24100093@st.phenikaa-uni.edu.vn</w:t>
+        <w:rPr>
+          <w:rFonts w:hint="default" w:ascii="Times New Roman" w:hAnsi="Times New Roman" w:eastAsia="Segoe UI" w:cs="Times New Roman"/>
+          <w:i w:val="0"/>
+          <w:iCs w:val="0"/>
+          <w:caps w:val="0"/>
+          <w:color w:val="081B3A"/>
+          <w:spacing w:val="2"/>
+          <w:sz w:val="26"/>
+          <w:szCs w:val="26"/>
+          <w:shd w:val="clear" w:fill="FFFFFF"/>
+        </w:rPr>
+        <w:t>23010465</w:t>
+      </w:r>
+      <w:r>
+        <w:rPr>
+          <w:rFonts w:hint="default" w:ascii="Times New Roman" w:hAnsi="Times New Roman" w:eastAsia="Segoe UI" w:cs="Times New Roman"/>
+          <w:i w:val="0"/>
+          <w:iCs w:val="0"/>
+          <w:caps w:val="0"/>
+          <w:color w:val="081B3A"/>
+          <w:spacing w:val="2"/>
+          <w:sz w:val="26"/>
+          <w:szCs w:val="26"/>
+          <w:shd w:val="clear" w:fill="FFFFFF"/>
+          <w:lang w:val="en-US"/>
+        </w:rPr>
+        <w:t xml:space="preserve"> </w:t>
+      </w:r>
+      <w:r>
+        <w:rPr>
+          <w:rFonts w:hint="default" w:ascii="Times New Roman" w:hAnsi="Times New Roman" w:cs="Times New Roman"/>
+          <w:sz w:val="26"/>
+          <w:szCs w:val="26"/>
+        </w:rPr>
+        <w:t xml:space="preserve">- </w:t>
+      </w:r>
+      <w:r>
+        <w:rPr>
+          <w:rFonts w:hint="default" w:ascii="Times New Roman" w:hAnsi="Times New Roman" w:eastAsia="Segoe UI" w:cs="Times New Roman"/>
+          <w:i w:val="0"/>
+          <w:iCs w:val="0"/>
+          <w:caps w:val="0"/>
+          <w:color w:val="081B3A"/>
+          <w:spacing w:val="2"/>
+          <w:sz w:val="26"/>
+          <w:szCs w:val="26"/>
+          <w:shd w:val="clear" w:fill="FFFFFF"/>
+        </w:rPr>
+        <w:t>Giáp Văn Trang</w:t>
+      </w:r>
+      <w:r>
+        <w:rPr>
+          <w:rFonts w:hint="default" w:ascii="Times New Roman" w:hAnsi="Times New Roman" w:cs="Times New Roman"/>
+          <w:sz w:val="26"/>
+          <w:szCs w:val="26"/>
+        </w:rPr>
+        <w:t xml:space="preserve"> - </w:t>
+      </w:r>
+      <w:r>
+        <w:rPr>
+          <w:rFonts w:hint="default" w:ascii="Times New Roman" w:hAnsi="Times New Roman" w:eastAsia="Segoe UI" w:cs="Times New Roman"/>
+          <w:i w:val="0"/>
+          <w:iCs w:val="0"/>
+          <w:caps w:val="0"/>
+          <w:color w:val="081B3A"/>
+          <w:spacing w:val="2"/>
+          <w:sz w:val="26"/>
+          <w:szCs w:val="26"/>
+          <w:shd w:val="clear" w:fill="FFFFFF"/>
+        </w:rPr>
+        <w:t>23010465</w:t>
+      </w:r>
+      <w:r>
+        <w:rPr>
+          <w:rFonts w:hint="default" w:ascii="Times New Roman" w:hAnsi="Times New Roman" w:cs="Times New Roman"/>
+          <w:sz w:val="26"/>
+          <w:szCs w:val="26"/>
+        </w:rPr>
+        <w:t>@st.phenikaa-uni.edu.vn</w:t>
       </w:r>
     </w:p>
     <w:p>
       <w:pPr>
         <w:spacing w:before="80" w:after="60"/>
         <w:ind w:left="1260"/>
+        <w:rPr>
+          <w:rFonts w:hint="default" w:ascii="Times New Roman" w:hAnsi="Times New Roman" w:cs="Times New Roman"/>
+          <w:sz w:val="26"/>
+          <w:szCs w:val="26"/>
+        </w:rPr>
       </w:pPr>
       <w:r>
-        <w:t>24100093 - Kiều Thị Thu Trang - 24100093@st.phenikaa-uni.edu.vn</w:t>
+        <w:rPr>
+          <w:rFonts w:hint="default" w:ascii="Times New Roman" w:hAnsi="Times New Roman" w:cs="Times New Roman"/>
+          <w:sz w:val="26"/>
+          <w:szCs w:val="26"/>
+        </w:rPr>
+        <w:t>2</w:t>
+      </w:r>
+      <w:r>
+        <w:rPr>
+          <w:rFonts w:hint="default" w:ascii="Times New Roman" w:hAnsi="Times New Roman" w:cs="Times New Roman"/>
+          <w:sz w:val="26"/>
+          <w:szCs w:val="26"/>
+          <w:lang w:val="en-US"/>
+        </w:rPr>
+        <w:t>1010555</w:t>
+      </w:r>
+      <w:r>
+        <w:rPr>
+          <w:rFonts w:hint="default" w:ascii="Times New Roman" w:hAnsi="Times New Roman" w:cs="Times New Roman"/>
+          <w:sz w:val="26"/>
+          <w:szCs w:val="26"/>
+        </w:rPr>
+        <w:t xml:space="preserve"> - </w:t>
+      </w:r>
+      <w:r>
+        <w:rPr>
+          <w:rFonts w:hint="default" w:ascii="Times New Roman" w:hAnsi="Times New Roman" w:cs="Times New Roman"/>
+          <w:sz w:val="26"/>
+          <w:szCs w:val="26"/>
+          <w:lang w:val="en-US"/>
+        </w:rPr>
+        <w:t>Đào Đức Minh</w:t>
+      </w:r>
+      <w:r>
+        <w:rPr>
+          <w:rFonts w:hint="default" w:ascii="Times New Roman" w:hAnsi="Times New Roman" w:cs="Times New Roman"/>
+          <w:sz w:val="26"/>
+          <w:szCs w:val="26"/>
+        </w:rPr>
+        <w:t xml:space="preserve"> - 2</w:t>
+      </w:r>
+      <w:r>
+        <w:rPr>
+          <w:rFonts w:hint="default" w:ascii="Times New Roman" w:hAnsi="Times New Roman" w:cs="Times New Roman"/>
+          <w:sz w:val="26"/>
+          <w:szCs w:val="26"/>
+          <w:lang w:val="en-US"/>
+        </w:rPr>
+        <w:t>1010555</w:t>
+      </w:r>
+      <w:r>
+        <w:rPr>
+          <w:rFonts w:hint="default" w:ascii="Times New Roman" w:hAnsi="Times New Roman" w:cs="Times New Roman"/>
+          <w:sz w:val="26"/>
+          <w:szCs w:val="26"/>
+        </w:rPr>
+        <w:t>@st.phenikaa-uni.edu.vn</w:t>
       </w:r>
     </w:p>
     <w:p>
@@ -268,8 +490,10 @@
           <w:szCs w:val="24"/>
           <w:lang w:val="vi-VN"/>
         </w:rPr>
-        <w:t>Link Github dự án</w:t>
+        <w:t>Link Github</w:t>
       </w:r>
+      <w:bookmarkStart w:id="69" w:name="_GoBack"/>
+      <w:bookmarkEnd w:id="69"/>
       <w:r>
         <w:rPr>
           <w:rFonts w:cs="Times New Roman"/>
@@ -5910,8 +6134,8 @@
           <w:szCs w:val="25"/>
         </w:rPr>
       </w:pPr>
-      <w:bookmarkStart w:id="4" w:name="_Toc11920"/>
-      <w:bookmarkStart w:id="5" w:name="_Toc243480309"/>
+      <w:bookmarkStart w:id="4" w:name="_Toc243480309"/>
+      <w:bookmarkStart w:id="5" w:name="_Toc11920"/>
       <w:r>
         <w:rPr>
           <w:rFonts w:cs="Times New Roman"/>
@@ -6060,8 +6284,8 @@
           <w:szCs w:val="25"/>
         </w:rPr>
       </w:pPr>
-      <w:bookmarkStart w:id="6" w:name="_Toc243480310"/>
-      <w:bookmarkStart w:id="7" w:name="_Toc26637"/>
+      <w:bookmarkStart w:id="6" w:name="_Toc26637"/>
+      <w:bookmarkStart w:id="7" w:name="_Toc243480310"/>
       <w:r>
         <w:rPr>
           <w:rFonts w:cs="Times New Roman"/>
@@ -6628,8 +6852,8 @@
           <w:szCs w:val="25"/>
         </w:rPr>
       </w:pPr>
-      <w:bookmarkStart w:id="15" w:name="_Toc243480315"/>
-      <w:bookmarkStart w:id="16" w:name="_Toc18080"/>
+      <w:bookmarkStart w:id="15" w:name="_Toc18080"/>
+      <w:bookmarkStart w:id="16" w:name="_Toc243480315"/>
       <w:r>
         <w:rPr>
           <w:rFonts w:cs="Times New Roman"/>
@@ -11024,8 +11248,8 @@
           <w:szCs w:val="25"/>
         </w:rPr>
       </w:pPr>
-      <w:bookmarkStart w:id="25" w:name="_Toc11489"/>
-      <w:bookmarkStart w:id="26" w:name="_Toc243480323"/>
+      <w:bookmarkStart w:id="25" w:name="_Toc243480323"/>
+      <w:bookmarkStart w:id="26" w:name="_Toc11489"/>
       <w:r>
         <w:rPr>
           <w:rFonts w:cs="Times New Roman"/>
@@ -11051,8 +11275,8 @@
           <w:szCs w:val="25"/>
         </w:rPr>
       </w:pPr>
-      <w:bookmarkStart w:id="27" w:name="_Toc16646"/>
-      <w:bookmarkStart w:id="28" w:name="_Toc243480324"/>
+      <w:bookmarkStart w:id="27" w:name="_Toc243480324"/>
+      <w:bookmarkStart w:id="28" w:name="_Toc16646"/>
       <w:r>
         <w:rPr>
           <w:rFonts w:cs="Times New Roman"/>
@@ -11095,8 +11319,8 @@
           <w:szCs w:val="25"/>
         </w:rPr>
       </w:pPr>
-      <w:bookmarkStart w:id="29" w:name="_Toc243480325"/>
-      <w:bookmarkStart w:id="30" w:name="_Toc19433"/>
+      <w:bookmarkStart w:id="29" w:name="_Toc19433"/>
+      <w:bookmarkStart w:id="30" w:name="_Toc243480325"/>
       <w:r>
         <w:rPr>
           <w:rFonts w:cs="Times New Roman"/>
@@ -11204,8 +11428,8 @@
           <w:szCs w:val="25"/>
         </w:rPr>
       </w:pPr>
-      <w:bookmarkStart w:id="32" w:name="_Toc1914"/>
-      <w:bookmarkStart w:id="33" w:name="_Toc243480327"/>
+      <w:bookmarkStart w:id="32" w:name="_Toc243480327"/>
+      <w:bookmarkStart w:id="33" w:name="_Toc1914"/>
       <w:r>
         <w:rPr>
           <w:rFonts w:cs="Times New Roman"/>
@@ -20130,12 +20354,6 @@
             <w:insideH w:val="single" w:color="auto" w:sz="4" w:space="0"/>
             <w:insideV w:val="single" w:color="auto" w:sz="4" w:space="0"/>
           </w:tblBorders>
-          <w:tblCellMar>
-            <w:top w:w="0" w:type="dxa"/>
-            <w:left w:w="108" w:type="dxa"/>
-            <w:bottom w:w="0" w:type="dxa"/>
-            <w:right w:w="108" w:type="dxa"/>
-          </w:tblCellMar>
         </w:tblPrEx>
         <w:trPr>
           <w:cantSplit/>
@@ -20871,8 +21089,8 @@
           <w:szCs w:val="25"/>
         </w:rPr>
       </w:pPr>
-      <w:bookmarkStart w:id="53" w:name="_Toc18997"/>
-      <w:bookmarkStart w:id="54" w:name="_Toc243480347"/>
+      <w:bookmarkStart w:id="53" w:name="_Toc243480347"/>
+      <w:bookmarkStart w:id="54" w:name="_Toc18997"/>
       <w:r>
         <w:rPr>
           <w:rFonts w:cs="Times New Roman"/>
@@ -21186,8 +21404,8 @@
           <w:szCs w:val="25"/>
         </w:rPr>
       </w:pPr>
-      <w:bookmarkStart w:id="56" w:name="_Toc243480349"/>
-      <w:bookmarkStart w:id="57" w:name="_Toc27237"/>
+      <w:bookmarkStart w:id="56" w:name="_Toc27237"/>
+      <w:bookmarkStart w:id="57" w:name="_Toc243480349"/>
       <w:r>
         <w:rPr>
           <w:rFonts w:cs="Times New Roman"/>
@@ -21375,8 +21593,8 @@
           <w:szCs w:val="25"/>
         </w:rPr>
       </w:pPr>
-      <w:bookmarkStart w:id="60" w:name="_Toc32155"/>
-      <w:bookmarkStart w:id="61" w:name="_Toc243480351"/>
+      <w:bookmarkStart w:id="60" w:name="_Toc243480351"/>
+      <w:bookmarkStart w:id="61" w:name="_Toc32155"/>
       <w:r>
         <w:rPr>
           <w:rFonts w:cs="Times New Roman"/>
@@ -23497,8 +23715,6 @@
         </w:rPr>
         <w:t>.</w:t>
       </w:r>
-      <w:bookmarkStart w:id="69" w:name="_GoBack"/>
-      <w:bookmarkEnd w:id="69"/>
     </w:p>
     <w:p>
       <w:pPr>
